--- a/(3학년) 광고콘텐츠 재작.docx
+++ b/(3학년) 광고콘텐츠 재작.docx
@@ -59,23 +59,7 @@
           <w:b/>
           <w:bCs/>
         </w:rPr>
-        <w:t xml:space="preserve">3. 제품을 디자인하는 과정 중 스타일이 결정된 단계에서 제품의 완성 예상도를 실물처럼 표현하는 것은? ① 렌더링 ② </w:t>
-      </w:r>
-      <w:proofErr w:type="spellStart"/>
-      <w:r>
-        <w:rPr>
-          <w:b/>
-          <w:bCs/>
-        </w:rPr>
-        <w:t>아이소메트릭</w:t>
-      </w:r>
-      <w:proofErr w:type="spellEnd"/>
-      <w:r>
-        <w:rPr>
-          <w:b/>
-          <w:bCs/>
-        </w:rPr>
-        <w:t xml:space="preserve"> 투영법 ③ 모델링 ④ 조감 투시도법 ⑤ 재고관리</w:t>
+        <w:t>3. 제품을 디자인하는 과정 중 스타일이 결정된 단계에서 제품의 완성 예상도를 실물처럼 표현하는 것은? ① 렌더링 ② 아이소메트릭 투영법 ③ 모델링 ④ 조감 투시도법 ⑤ 재고관리</w:t>
       </w:r>
     </w:p>
     <w:p>
@@ -120,49 +104,8 @@
           <w:b/>
           <w:bCs/>
         </w:rPr>
-        <w:t xml:space="preserve">6. 1960년대 중반에 이탈리아에서 시작되었으며 </w:t>
-      </w:r>
-      <w:proofErr w:type="spellStart"/>
-      <w:r>
-        <w:rPr>
-          <w:b/>
-          <w:bCs/>
-        </w:rPr>
-        <w:t>알키미아</w:t>
-      </w:r>
-      <w:proofErr w:type="spellEnd"/>
-      <w:r>
-        <w:rPr>
-          <w:b/>
-          <w:bCs/>
-        </w:rPr>
-        <w:t xml:space="preserve"> 스튜디오와 함께 </w:t>
-      </w:r>
-      <w:proofErr w:type="spellStart"/>
-      <w:r>
-        <w:rPr>
-          <w:b/>
-          <w:bCs/>
-        </w:rPr>
-        <w:t>팝아트적인</w:t>
-      </w:r>
-      <w:proofErr w:type="spellEnd"/>
-      <w:r>
-        <w:rPr>
-          <w:b/>
-          <w:bCs/>
-        </w:rPr>
-        <w:t xml:space="preserve"> 요소들을 다양한 양식들과 혼용하여 복합적인 형태를 추구한 디자인 그룹은? ① 미니멀리즘 ② 멤피스 ③ 아르누보 ④ 미래파 ⑤ </w:t>
-      </w:r>
-      <w:proofErr w:type="spellStart"/>
-      <w:r>
-        <w:rPr>
-          <w:b/>
-          <w:bCs/>
-        </w:rPr>
-        <w:t>데스틸</w:t>
-      </w:r>
-      <w:proofErr w:type="spellEnd"/>
+        <w:t>6. 1960년대 중반에 이탈리아에서 시작되었으며 알키미아 스튜디오와 함께 팝아트적인 요소들을 다양한 양식들과 혼용하여 복합적인 형태를 추구한 디자인 그룹은? ① 미니멀리즘 ② 멤피스 ③ 아르누보 ④ 미래파 ⑤ 데스틸</w:t>
+      </w:r>
     </w:p>
     <w:p>
       <w:pPr>
@@ -206,39 +149,7 @@
           <w:b/>
           <w:bCs/>
         </w:rPr>
-        <w:t xml:space="preserve">9. </w:t>
-      </w:r>
-      <w:proofErr w:type="spellStart"/>
-      <w:r>
-        <w:rPr>
-          <w:b/>
-          <w:bCs/>
-        </w:rPr>
-        <w:t>오즈번</w:t>
-      </w:r>
-      <w:proofErr w:type="spellEnd"/>
-      <w:r>
-        <w:rPr>
-          <w:b/>
-          <w:bCs/>
-        </w:rPr>
-        <w:t xml:space="preserve">(Alex F. Osborn)에 의해 창안된 회의방식으로 디자인에서 널리 사용되고 있으며, 10명 이내의 멤버가 자유로운 발언을 통해 새로운 아이디어를 얻는 방식은? ① 상관분석법 ② 시스템분석법 ③ </w:t>
-      </w:r>
-      <w:proofErr w:type="spellStart"/>
-      <w:r>
-        <w:rPr>
-          <w:b/>
-          <w:bCs/>
-        </w:rPr>
-        <w:t>브레인스토밍법</w:t>
-      </w:r>
-      <w:proofErr w:type="spellEnd"/>
-      <w:r>
-        <w:rPr>
-          <w:b/>
-          <w:bCs/>
-        </w:rPr>
-        <w:t xml:space="preserve"> ④ 체크리스트법 ⑤ 델파이법</w:t>
+        <w:t>9. 오즈번(Alex F. Osborn)에 의해 창안된 회의방식으로 디자인에서 널리 사용되고 있으며, 10명 이내의 멤버가 자유로운 발언을 통해 새로운 아이디어를 얻는 방식은? ① 상관분석법 ② 시스템분석법 ③ 브레인스토밍법 ④ 체크리스트법 ⑤ 델파이법</w:t>
       </w:r>
     </w:p>
     <w:p>
@@ -314,39 +225,7 @@
           <w:b/>
           <w:bCs/>
         </w:rPr>
-        <w:t xml:space="preserve">14. 다음 중 </w:t>
-      </w:r>
-      <w:proofErr w:type="spellStart"/>
-      <w:r>
-        <w:rPr>
-          <w:b/>
-          <w:bCs/>
-        </w:rPr>
-        <w:t>게슈탈트의</w:t>
-      </w:r>
-      <w:proofErr w:type="spellEnd"/>
-      <w:r>
-        <w:rPr>
-          <w:b/>
-          <w:bCs/>
-        </w:rPr>
-        <w:t xml:space="preserve"> </w:t>
-      </w:r>
-      <w:proofErr w:type="spellStart"/>
-      <w:r>
-        <w:rPr>
-          <w:b/>
-          <w:bCs/>
-        </w:rPr>
-        <w:t>시지각</w:t>
-      </w:r>
-      <w:proofErr w:type="spellEnd"/>
-      <w:r>
-        <w:rPr>
-          <w:b/>
-          <w:bCs/>
-        </w:rPr>
-        <w:t xml:space="preserve"> 원리가 아닌 것</w:t>
+        <w:t>14. 다음 중 게슈탈트의 시지각 원리가 아닌 것</w:t>
       </w:r>
       <w:r>
         <w:rPr>
@@ -361,23 +240,7 @@
           <w:b/>
           <w:bCs/>
         </w:rPr>
-        <w:t xml:space="preserve"> ① 유사성 ② 근접성 ③ </w:t>
-      </w:r>
-      <w:proofErr w:type="spellStart"/>
-      <w:r>
-        <w:rPr>
-          <w:b/>
-          <w:bCs/>
-        </w:rPr>
-        <w:t>개폐성</w:t>
-      </w:r>
-      <w:proofErr w:type="spellEnd"/>
-      <w:r>
-        <w:rPr>
-          <w:b/>
-          <w:bCs/>
-        </w:rPr>
-        <w:t xml:space="preserve"> ④ 연속성 ⑤ 반복성</w:t>
+        <w:t xml:space="preserve"> ① 유사성 ② 근접성 ③ 개폐성 ④ 연속성 ⑤ 반복성</w:t>
       </w:r>
     </w:p>
     <w:p>
@@ -392,23 +255,7 @@
           <w:b/>
           <w:bCs/>
         </w:rPr>
-        <w:t xml:space="preserve">15. 스케치의 종류 중에서 '갈겨쓴다'의 의미로 아이디어 발상 과정의 초기단계에서 사용하며, 입체적인 표현은 생략하고 약화 형식으로 표현하는 스케치는? ① 러프 스케치 ② 스타일 스케치 ③ </w:t>
-      </w:r>
-      <w:proofErr w:type="spellStart"/>
-      <w:r>
-        <w:rPr>
-          <w:b/>
-          <w:bCs/>
-        </w:rPr>
-        <w:t>퍼스펙티브</w:t>
-      </w:r>
-      <w:proofErr w:type="spellEnd"/>
-      <w:r>
-        <w:rPr>
-          <w:b/>
-          <w:bCs/>
-        </w:rPr>
-        <w:t xml:space="preserve"> 스케치 ④ 스크래치 스케치 ⑤ 크로키 스케치</w:t>
+        <w:t>15. 스케치의 종류 중에서 '갈겨쓴다'의 의미로 아이디어 발상 과정의 초기단계에서 사용하며, 입체적인 표현은 생략하고 약화 형식으로 표현하는 스케치는? ① 러프 스케치 ② 스타일 스케치 ③ 퍼스펙티브 스케치 ④ 스크래치 스케치 ⑤ 크로키 스케치</w:t>
       </w:r>
     </w:p>
     <w:p>
@@ -429,7 +276,6 @@
     <w:p>
       <w:pPr>
         <w:rPr>
-          <w:rFonts w:hint="eastAsia"/>
           <w:b/>
           <w:bCs/>
         </w:rPr>
@@ -492,23 +338,7 @@
           <w:b/>
           <w:bCs/>
         </w:rPr>
-        <w:t xml:space="preserve">20. 다음 중 변화가 큰 대칭으로, 착시효과를 내는 데 가장 효과적인 방법은? ① 좌우대칭 ② 방사대칭 ③ 비대칭 ④ </w:t>
-      </w:r>
-      <w:proofErr w:type="spellStart"/>
-      <w:r>
-        <w:rPr>
-          <w:b/>
-          <w:bCs/>
-        </w:rPr>
-        <w:t>역대칭</w:t>
-      </w:r>
-      <w:proofErr w:type="spellEnd"/>
-      <w:r>
-        <w:rPr>
-          <w:b/>
-          <w:bCs/>
-        </w:rPr>
-        <w:t xml:space="preserve"> ⑤ 점이대칭</w:t>
+        <w:t>20. 다음 중 변화가 큰 대칭으로, 착시효과를 내는 데 가장 효과적인 방법은? ① 좌우대칭 ② 방사대칭 ③ 비대칭 ④ 역대칭 ⑤ 점이대칭</w:t>
       </w:r>
     </w:p>
     <w:p>
@@ -523,65 +353,8 @@
           <w:b/>
           <w:bCs/>
         </w:rPr>
-        <w:t xml:space="preserve">21. 다음 중 물체의 앞면 모서리는 수평선과 평행하게 하고, 옆면 모서리는 수평선과 임의의 각도로 하여 그린 투상도는? ① </w:t>
-      </w:r>
-      <w:proofErr w:type="spellStart"/>
-      <w:r>
-        <w:rPr>
-          <w:b/>
-          <w:bCs/>
-        </w:rPr>
-        <w:t>등각투상도</w:t>
-      </w:r>
-      <w:proofErr w:type="spellEnd"/>
-      <w:r>
-        <w:rPr>
-          <w:b/>
-          <w:bCs/>
-        </w:rPr>
-        <w:t xml:space="preserve"> ② </w:t>
-      </w:r>
-      <w:proofErr w:type="spellStart"/>
-      <w:r>
-        <w:rPr>
-          <w:b/>
-          <w:bCs/>
-        </w:rPr>
-        <w:t>부등각투상도</w:t>
-      </w:r>
-      <w:proofErr w:type="spellEnd"/>
-      <w:r>
-        <w:rPr>
-          <w:b/>
-          <w:bCs/>
-        </w:rPr>
-        <w:t xml:space="preserve"> ③ 사투상도 ④ </w:t>
-      </w:r>
-      <w:proofErr w:type="spellStart"/>
-      <w:r>
-        <w:rPr>
-          <w:b/>
-          <w:bCs/>
-        </w:rPr>
-        <w:t>축측투상도</w:t>
-      </w:r>
-      <w:proofErr w:type="spellEnd"/>
-      <w:r>
-        <w:rPr>
-          <w:b/>
-          <w:bCs/>
-        </w:rPr>
-        <w:t xml:space="preserve"> ⑤ </w:t>
-      </w:r>
-      <w:proofErr w:type="spellStart"/>
-      <w:r>
-        <w:rPr>
-          <w:b/>
-          <w:bCs/>
-        </w:rPr>
-        <w:t>정투상도</w:t>
-      </w:r>
-      <w:proofErr w:type="spellEnd"/>
+        <w:t>21. 다음 중 물체의 앞면 모서리는 수평선과 평행하게 하고, 옆면 모서리는 수평선과 임의의 각도로 하여 그린 투상도는? ① 등각투상도 ② 부등각투상도 ③ 사투상도 ④ 축측투상도 ⑤ 정투상도</w:t>
+      </w:r>
     </w:p>
     <w:p>
       <w:pPr>
@@ -610,82 +383,16 @@
           <w:b/>
           <w:bCs/>
         </w:rPr>
-        <w:t xml:space="preserve">23. 신인상파 화가의 점묘화는 무슨 혼합인가? ① </w:t>
-      </w:r>
-      <w:proofErr w:type="spellStart"/>
-      <w:r>
-        <w:rPr>
-          <w:b/>
-          <w:bCs/>
-        </w:rPr>
-        <w:t>회전혼합</w:t>
-      </w:r>
-      <w:proofErr w:type="spellEnd"/>
-      <w:r>
-        <w:rPr>
-          <w:b/>
-          <w:bCs/>
-        </w:rPr>
-        <w:t xml:space="preserve"> ② </w:t>
-      </w:r>
-      <w:proofErr w:type="spellStart"/>
-      <w:r>
-        <w:rPr>
-          <w:b/>
-          <w:bCs/>
-        </w:rPr>
-        <w:t>병치혼합</w:t>
-      </w:r>
-      <w:proofErr w:type="spellEnd"/>
-      <w:r>
-        <w:rPr>
-          <w:b/>
-          <w:bCs/>
-        </w:rPr>
-        <w:t xml:space="preserve"> ③ </w:t>
-      </w:r>
-      <w:proofErr w:type="spellStart"/>
-      <w:r>
-        <w:rPr>
-          <w:b/>
-          <w:bCs/>
-        </w:rPr>
-        <w:t>가산혼합</w:t>
-      </w:r>
-      <w:proofErr w:type="spellEnd"/>
-      <w:r>
-        <w:rPr>
-          <w:b/>
-          <w:bCs/>
-        </w:rPr>
-        <w:t xml:space="preserve"> ④ </w:t>
-      </w:r>
-      <w:proofErr w:type="spellStart"/>
+        <w:t xml:space="preserve">23. 신인상파 화가의 점묘화는 무슨 혼합인가? ① 회전혼합 ② 병치혼합 ③ 가산혼합 ④ </w:t>
+      </w:r>
       <w:r>
         <w:rPr>
           <w:b/>
           <w:bCs/>
         </w:rPr>
         <w:lastRenderedPageBreak/>
-        <w:t>감산혼합</w:t>
-      </w:r>
-      <w:proofErr w:type="spellEnd"/>
-      <w:r>
-        <w:rPr>
-          <w:b/>
-          <w:bCs/>
-        </w:rPr>
-        <w:t xml:space="preserve"> ⑤ </w:t>
-      </w:r>
-      <w:proofErr w:type="spellStart"/>
-      <w:r>
-        <w:rPr>
-          <w:b/>
-          <w:bCs/>
-        </w:rPr>
-        <w:t>색료혼합</w:t>
-      </w:r>
-      <w:proofErr w:type="spellEnd"/>
+        <w:t>감산혼합 ⑤ 색료혼합</w:t>
+      </w:r>
     </w:p>
     <w:p>
       <w:pPr>
@@ -714,23 +421,7 @@
           <w:b/>
           <w:bCs/>
         </w:rPr>
-        <w:t xml:space="preserve">25. 투시도를 작도할 때 </w:t>
-      </w:r>
-      <w:proofErr w:type="spellStart"/>
-      <w:r>
-        <w:rPr>
-          <w:b/>
-          <w:bCs/>
-        </w:rPr>
-        <w:t>소점을</w:t>
-      </w:r>
-      <w:proofErr w:type="spellEnd"/>
-      <w:r>
-        <w:rPr>
-          <w:b/>
-          <w:bCs/>
-        </w:rPr>
-        <w:t xml:space="preserve"> 나타내는 기호는? ① SP ② PP ③ VP ④ HL ⑤ GP</w:t>
+        <w:t>25. 투시도를 작도할 때 소점을 나타내는 기호는? ① SP ② PP ③ VP ④ HL ⑤ GP</w:t>
       </w:r>
     </w:p>
     <w:p>
@@ -745,23 +436,7 @@
           <w:b/>
           <w:bCs/>
         </w:rPr>
-        <w:t xml:space="preserve">26. 색의 주목성에 대한 설명이 틀린 것은? ① 자극성이 강해 눈에 잘 띄는 색이다. ② 주의를 기울이지 않더라도 사람의 시선을 끄는 색이다. ③ 인간의 심리작용에 의해서도 좌우된다. ④ 한색계열의 </w:t>
-      </w:r>
-      <w:proofErr w:type="spellStart"/>
-      <w:r>
-        <w:rPr>
-          <w:b/>
-          <w:bCs/>
-        </w:rPr>
-        <w:t>저채도</w:t>
-      </w:r>
-      <w:proofErr w:type="spellEnd"/>
-      <w:r>
-        <w:rPr>
-          <w:b/>
-          <w:bCs/>
-        </w:rPr>
-        <w:t xml:space="preserve"> 색은 주목성이 높다. ⑤ 무채색은 항상 주목성이 가장 높다.</w:t>
+        <w:t>26. 색의 주목성에 대한 설명이 틀린 것은? ① 자극성이 강해 눈에 잘 띄는 색이다. ② 주의를 기울이지 않더라도 사람의 시선을 끄는 색이다. ③ 인간의 심리작용에 의해서도 좌우된다. ④ 한색계열의 저채도 색은 주목성이 높다. ⑤ 무채색은 항상 주목성이 가장 높다.</w:t>
       </w:r>
     </w:p>
     <w:p>
@@ -791,23 +466,7 @@
           <w:b/>
           <w:bCs/>
         </w:rPr>
-        <w:t xml:space="preserve">28. </w:t>
-      </w:r>
-      <w:proofErr w:type="spellStart"/>
-      <w:r>
-        <w:rPr>
-          <w:b/>
-          <w:bCs/>
-        </w:rPr>
-        <w:t>정투상도법에서</w:t>
-      </w:r>
-      <w:proofErr w:type="spellEnd"/>
-      <w:r>
-        <w:rPr>
-          <w:b/>
-          <w:bCs/>
-        </w:rPr>
-        <w:t xml:space="preserve"> 제3각법을 기준으로 정면도, 평면도, 우측면도를 그릴 때의 설명이 틀린 것은? ① 각 도면의 위치는 측면도를 기준으로 한다. ② 우측면도는 정면도를 기준으로 우측에 있다. ③ 정면도와 평면도는 가로의 크기가 동일하다. ④ 정면도와 우측면도는 세로의 크기가 동일하다. ⑤ </w:t>
+        <w:t xml:space="preserve">28. 정투상도법에서 제3각법을 기준으로 정면도, 평면도, 우측면도를 그릴 때의 설명이 틀린 것은? ① 각 도면의 위치는 측면도를 기준으로 한다. ② 우측면도는 정면도를 기준으로 우측에 있다. ③ 정면도와 평면도는 가로의 크기가 동일하다. ④ 정면도와 우측면도는 세로의 크기가 동일하다. ⑤ </w:t>
       </w:r>
       <w:r>
         <w:rPr>
@@ -867,23 +526,7 @@
           <w:b/>
           <w:bCs/>
         </w:rPr>
-        <w:t xml:space="preserve">30. 치수 기입에 대한 설명이 틀린 것은? ① 치수는 실형이 나타나 있는 곳에 실제 길이를 기입한다. ② 치수는 원칙적으로 치수 보조선을 그어서 그림 밖에 기입한다. ③ 치수는 정면도보다는 측면도에 집중하여 기입한다. ④ 치수는 외형선에 기입하고 </w:t>
-      </w:r>
-      <w:proofErr w:type="spellStart"/>
-      <w:r>
-        <w:rPr>
-          <w:b/>
-          <w:bCs/>
-        </w:rPr>
-        <w:t>은선에</w:t>
-      </w:r>
-      <w:proofErr w:type="spellEnd"/>
-      <w:r>
-        <w:rPr>
-          <w:b/>
-          <w:bCs/>
-        </w:rPr>
-        <w:t xml:space="preserve"> 기입하는 것은 피한다. ⑤ 치수는 임의의 위치에 기입한다.</w:t>
+        <w:t>30. 치수 기입에 대한 설명이 틀린 것은? ① 치수는 실형이 나타나 있는 곳에 실제 길이를 기입한다. ② 치수는 원칙적으로 치수 보조선을 그어서 그림 밖에 기입한다. ③ 치수는 정면도보다는 측면도에 집중하여 기입한다. ④ 치수는 외형선에 기입하고 은선에 기입하는 것은 피한다. ⑤ 치수는 임의의 위치에 기입한다.</w:t>
       </w:r>
     </w:p>
     <w:p>
@@ -898,55 +541,7 @@
           <w:b/>
           <w:bCs/>
         </w:rPr>
-        <w:t xml:space="preserve">31. </w:t>
-      </w:r>
-      <w:proofErr w:type="spellStart"/>
-      <w:r>
-        <w:rPr>
-          <w:b/>
-          <w:bCs/>
-        </w:rPr>
-        <w:t>색광혼합에</w:t>
-      </w:r>
-      <w:proofErr w:type="spellEnd"/>
-      <w:r>
-        <w:rPr>
-          <w:b/>
-          <w:bCs/>
-        </w:rPr>
-        <w:t xml:space="preserve"> 관한 설명 중 틀린 것은? ① 적(Red), 녹(Green), 청(Blue)이 3원색이다. ② 3원색을 모두 혼합하면 백색광이 된다. ③ 색광혼합의 중간색이 </w:t>
-      </w:r>
-      <w:proofErr w:type="spellStart"/>
-      <w:r>
-        <w:rPr>
-          <w:b/>
-          <w:bCs/>
-        </w:rPr>
-        <w:t>색료혼합의</w:t>
-      </w:r>
-      <w:proofErr w:type="spellEnd"/>
-      <w:r>
-        <w:rPr>
-          <w:b/>
-          <w:bCs/>
-        </w:rPr>
-        <w:t xml:space="preserve"> 3원색이다. ④ 혼합결과 명도가 낮아져 </w:t>
-      </w:r>
-      <w:proofErr w:type="spellStart"/>
-      <w:r>
-        <w:rPr>
-          <w:b/>
-          <w:bCs/>
-        </w:rPr>
-        <w:t>감법혼색이라고도</w:t>
-      </w:r>
-      <w:proofErr w:type="spellEnd"/>
-      <w:r>
-        <w:rPr>
-          <w:b/>
-          <w:bCs/>
-        </w:rPr>
-        <w:t xml:space="preserve"> 한다. ⑤ 색광혼합은 채도가 항상 감소한다.</w:t>
+        <w:t>31. 색광혼합에 관한 설명 중 틀린 것은? ① 적(Red), 녹(Green), 청(Blue)이 3원색이다. ② 3원색을 모두 혼합하면 백색광이 된다. ③ 색광혼합의 중간색이 색료혼합의 3원색이다. ④ 혼합결과 명도가 낮아져 감법혼색이라고도 한다. ⑤ 색광혼합은 채도가 항상 감소한다.</w:t>
       </w:r>
     </w:p>
     <w:p>
@@ -961,49 +556,8 @@
           <w:b/>
           <w:bCs/>
         </w:rPr>
-        <w:t xml:space="preserve">32. 어두운 곳에서 밝은 곳으로 갑자기 나오면 처음에는 눈이 부시지만 점차 주위의 밝기에 적응하게 되는 현상은? ① </w:t>
-      </w:r>
-      <w:proofErr w:type="spellStart"/>
-      <w:r>
-        <w:rPr>
-          <w:b/>
-          <w:bCs/>
-        </w:rPr>
-        <w:t>간상순응</w:t>
-      </w:r>
-      <w:proofErr w:type="spellEnd"/>
-      <w:r>
-        <w:rPr>
-          <w:b/>
-          <w:bCs/>
-        </w:rPr>
-        <w:t xml:space="preserve"> ② </w:t>
-      </w:r>
-      <w:proofErr w:type="spellStart"/>
-      <w:r>
-        <w:rPr>
-          <w:b/>
-          <w:bCs/>
-        </w:rPr>
-        <w:t>명순응</w:t>
-      </w:r>
-      <w:proofErr w:type="spellEnd"/>
-      <w:r>
-        <w:rPr>
-          <w:b/>
-          <w:bCs/>
-        </w:rPr>
-        <w:t xml:space="preserve"> ③ 암순응 ④ 색순응 ⑤ </w:t>
-      </w:r>
-      <w:proofErr w:type="spellStart"/>
-      <w:r>
-        <w:rPr>
-          <w:b/>
-          <w:bCs/>
-        </w:rPr>
-        <w:t>색각이상</w:t>
-      </w:r>
-      <w:proofErr w:type="spellEnd"/>
+        <w:t>32. 어두운 곳에서 밝은 곳으로 갑자기 나오면 처음에는 눈이 부시지만 점차 주위의 밝기에 적응하게 되는 현상은? ① 간상순응 ② 명순응 ③ 암순응 ④ 색순응 ⑤ 색각이상</w:t>
+      </w:r>
     </w:p>
     <w:p>
       <w:pPr>
@@ -1017,66 +571,31 @@
           <w:b/>
           <w:bCs/>
         </w:rPr>
-        <w:t xml:space="preserve">33. 평면도와 입면도에 의하여 투시도를 그리는 형식으로, 하나의 </w:t>
-      </w:r>
-      <w:proofErr w:type="spellStart"/>
-      <w:r>
-        <w:rPr>
-          <w:b/>
-          <w:bCs/>
-        </w:rPr>
-        <w:t>소점이</w:t>
-      </w:r>
-      <w:proofErr w:type="spellEnd"/>
-      <w:r>
-        <w:rPr>
-          <w:b/>
-          <w:bCs/>
-        </w:rPr>
-        <w:t xml:space="preserve"> 깊이를 좌우하도록 작도하는 도법은? ① 평행 투시도법 ② </w:t>
-      </w:r>
-      <w:proofErr w:type="spellStart"/>
-      <w:r>
-        <w:rPr>
-          <w:b/>
-          <w:bCs/>
-        </w:rPr>
-        <w:t>유각</w:t>
-      </w:r>
-      <w:proofErr w:type="spellEnd"/>
-      <w:r>
-        <w:rPr>
-          <w:b/>
-          <w:bCs/>
-        </w:rPr>
-        <w:t xml:space="preserve"> 투시도법 ③ 조감 투시도법 ④ 사각 투시도법 ⑤ 축측 투시도법</w:t>
+        <w:t>33. 평면도와 입면도에 의하여 투시도를 그리는 형식으로, 하나의 소점이 깊이를 좌우하도록 작도하는 도법은? ① 평행 투시도법 ② 유각 투시도법 ③ 조감 투시도법 ④ 사각 투시도법 ⑤ 축측 투시도법</w:t>
       </w:r>
     </w:p>
     <w:p>
       <w:pPr>
         <w:rPr>
+          <w:b/>
+          <w:bCs/>
+        </w:rPr>
+      </w:pPr>
+      <w:r>
+        <w:rPr>
+          <w:b/>
+          <w:bCs/>
+        </w:rPr>
+        <w:t xml:space="preserve">34. 색채의 심리적 현상과 거리가 먼 것은? ① 온도 ② 무게 ③ 감정 ④ 식별 ⑤ </w:t>
+      </w:r>
+      <w:r>
+        <w:rPr>
           <w:rFonts w:hint="eastAsia"/>
           <w:b/>
           <w:bCs/>
         </w:rPr>
-      </w:pPr>
-      <w:r>
-        <w:rPr>
-          <w:b/>
-          <w:bCs/>
-        </w:rPr>
-        <w:t xml:space="preserve">34. 색채의 심리적 현상과 거리가 먼 것은? ① 온도 ② 무게 ③ 감정 ④ 식별 ⑤ </w:t>
-      </w:r>
-      <w:proofErr w:type="spellStart"/>
-      <w:r>
-        <w:rPr>
-          <w:rFonts w:hint="eastAsia"/>
-          <w:b/>
-          <w:bCs/>
-        </w:rPr>
         <w:t>경연감</w:t>
       </w:r>
-      <w:proofErr w:type="spellEnd"/>
     </w:p>
     <w:p>
       <w:pPr>
@@ -1091,23 +610,7 @@
           <w:bCs/>
         </w:rPr>
         <w:lastRenderedPageBreak/>
-        <w:t xml:space="preserve">35. [그림 삽입 공간] 그림과 같은 타원 그리기 방법은? ① 두 원을 연결시킨 타원 ② 두 원을 격리시킨 타원 ③ 4 중심법에 의한 타원 ④ </w:t>
-      </w:r>
-      <w:proofErr w:type="spellStart"/>
-      <w:r>
-        <w:rPr>
-          <w:b/>
-          <w:bCs/>
-        </w:rPr>
-        <w:t>장축과</w:t>
-      </w:r>
-      <w:proofErr w:type="spellEnd"/>
-      <w:r>
-        <w:rPr>
-          <w:b/>
-          <w:bCs/>
-        </w:rPr>
-        <w:t xml:space="preserve"> 단축이 주어진 타원 ⑤ 자유곡선법</w:t>
+        <w:t>35. [그림 삽입 공간] 그림과 같은 타원 그리기 방법은? ① 두 원을 연결시킨 타원 ② 두 원을 격리시킨 타원 ③ 4 중심법에 의한 타원 ④ 장축과 단축이 주어진 타원 ⑤ 자유곡선법</w:t>
       </w:r>
     </w:p>
     <w:p>
@@ -1137,39 +640,7 @@
           <w:b/>
           <w:bCs/>
         </w:rPr>
-        <w:t xml:space="preserve">37. </w:t>
-      </w:r>
-      <w:proofErr w:type="spellStart"/>
-      <w:r>
-        <w:rPr>
-          <w:b/>
-          <w:bCs/>
-        </w:rPr>
-        <w:t>비렌</w:t>
-      </w:r>
-      <w:proofErr w:type="spellEnd"/>
-      <w:r>
-        <w:rPr>
-          <w:b/>
-          <w:bCs/>
-        </w:rPr>
-        <w:t>(</w:t>
-      </w:r>
-      <w:proofErr w:type="spellStart"/>
-      <w:r>
-        <w:rPr>
-          <w:b/>
-          <w:bCs/>
-        </w:rPr>
-        <w:t>Birren</w:t>
-      </w:r>
-      <w:proofErr w:type="spellEnd"/>
-      <w:r>
-        <w:rPr>
-          <w:b/>
-          <w:bCs/>
-        </w:rPr>
-        <w:t xml:space="preserve"> Faber)의 색채 공감각에서 식당 내부의 가구 등에 식욕이 왕성하도록 유도하기 위한 가장 좋은 색채는? ① 보라 ② 주황 ③ 초록 ④ 파랑 ⑤ 회색</w:t>
+        <w:t>37. 비렌(Birren Faber)의 색채 공감각에서 식당 내부의 가구 등에 식욕이 왕성하도록 유도하기 위한 가장 좋은 색채는? ① 보라 ② 주황 ③ 초록 ④ 파랑 ⑤ 회색</w:t>
       </w:r>
     </w:p>
     <w:p>
@@ -1214,55 +685,7 @@
           <w:b/>
           <w:bCs/>
         </w:rPr>
-        <w:t xml:space="preserve">40. 다음 중 색채조화에 관한 연구와 관련이 없는 사람은? ① </w:t>
-      </w:r>
-      <w:proofErr w:type="spellStart"/>
-      <w:r>
-        <w:rPr>
-          <w:b/>
-          <w:bCs/>
-        </w:rPr>
-        <w:t>그로피우스</w:t>
-      </w:r>
-      <w:proofErr w:type="spellEnd"/>
-      <w:r>
-        <w:rPr>
-          <w:b/>
-          <w:bCs/>
-        </w:rPr>
-        <w:t xml:space="preserve"> ② 스펜서 ③ </w:t>
-      </w:r>
-      <w:proofErr w:type="spellStart"/>
-      <w:r>
-        <w:rPr>
-          <w:b/>
-          <w:bCs/>
-        </w:rPr>
-        <w:t>오스트발트</w:t>
-      </w:r>
-      <w:proofErr w:type="spellEnd"/>
-      <w:r>
-        <w:rPr>
-          <w:b/>
-          <w:bCs/>
-        </w:rPr>
-        <w:t xml:space="preserve"> ④ </w:t>
-      </w:r>
-      <w:proofErr w:type="spellStart"/>
-      <w:r>
-        <w:rPr>
-          <w:b/>
-          <w:bCs/>
-        </w:rPr>
-        <w:t>비렌</w:t>
-      </w:r>
-      <w:proofErr w:type="spellEnd"/>
-      <w:r>
-        <w:rPr>
-          <w:b/>
-          <w:bCs/>
-        </w:rPr>
-        <w:t xml:space="preserve"> ⑤ 뉴턴</w:t>
+        <w:t>40. 다음 중 색채조화에 관한 연구와 관련이 없는 사람은? ① 그로피우스 ② 스펜서 ③ 오스트발트 ④ 비렌 ⑤ 뉴턴</w:t>
       </w:r>
     </w:p>
     <w:p>
@@ -1292,23 +715,7 @@
           <w:b/>
           <w:bCs/>
         </w:rPr>
-        <w:t xml:space="preserve">42. 찬 느낌을 주고 수분의 흡수와 발산이 빨라서 여름 의복에 적합한 식물성 섬유는? ① 황마 ② 견 ③ 아마 ④ </w:t>
-      </w:r>
-      <w:proofErr w:type="spellStart"/>
-      <w:r>
-        <w:rPr>
-          <w:b/>
-          <w:bCs/>
-        </w:rPr>
-        <w:t>케이폭</w:t>
-      </w:r>
-      <w:proofErr w:type="spellEnd"/>
-      <w:r>
-        <w:rPr>
-          <w:b/>
-          <w:bCs/>
-        </w:rPr>
-        <w:t xml:space="preserve"> ⑤ 면</w:t>
+        <w:t>42. 찬 느낌을 주고 수분의 흡수와 발산이 빨라서 여름 의복에 적합한 식물성 섬유는? ① 황마 ② 견 ③ 아마 ④ 케이폭 ⑤ 면</w:t>
       </w:r>
     </w:p>
     <w:p>
@@ -1353,49 +760,8 @@
           <w:b/>
           <w:bCs/>
         </w:rPr>
-        <w:t xml:space="preserve">45. 수지를 알코올류에 </w:t>
-      </w:r>
-      <w:proofErr w:type="spellStart"/>
-      <w:r>
-        <w:rPr>
-          <w:b/>
-          <w:bCs/>
-        </w:rPr>
-        <w:t>융해시켜</w:t>
-      </w:r>
-      <w:proofErr w:type="spellEnd"/>
-      <w:r>
-        <w:rPr>
-          <w:b/>
-          <w:bCs/>
-        </w:rPr>
-        <w:t xml:space="preserve"> 만든 도료는? ① 주정도료 ② </w:t>
-      </w:r>
-      <w:proofErr w:type="spellStart"/>
-      <w:r>
-        <w:rPr>
-          <w:b/>
-          <w:bCs/>
-        </w:rPr>
-        <w:t>래커</w:t>
-      </w:r>
-      <w:proofErr w:type="spellEnd"/>
-      <w:r>
-        <w:rPr>
-          <w:b/>
-          <w:bCs/>
-        </w:rPr>
-        <w:t xml:space="preserve"> ③ 에나멜 ④ 유성도료 ⑤ 콘크리트 </w:t>
-      </w:r>
-      <w:proofErr w:type="spellStart"/>
-      <w:r>
-        <w:rPr>
-          <w:b/>
-          <w:bCs/>
-        </w:rPr>
-        <w:t>혼합재</w:t>
-      </w:r>
-      <w:proofErr w:type="spellEnd"/>
+        <w:t>45. 수지를 알코올류에 융해시켜 만든 도료는? ① 주정도료 ② 래커 ③ 에나멜 ④ 유성도료 ⑤ 콘크리트 혼합재</w:t>
+      </w:r>
     </w:p>
     <w:p>
       <w:pPr>
@@ -1485,39 +851,7 @@
           <w:b/>
           <w:bCs/>
         </w:rPr>
-        <w:t xml:space="preserve">50. 오브젝트를 벡터 방식으로 표현하는 그래픽 소프트웨어는? ① 일러스트레이터 ② 포토샵 ③ </w:t>
-      </w:r>
-      <w:proofErr w:type="spellStart"/>
-      <w:r>
-        <w:rPr>
-          <w:b/>
-          <w:bCs/>
-        </w:rPr>
-        <w:t>페인터</w:t>
-      </w:r>
-      <w:proofErr w:type="spellEnd"/>
-      <w:r>
-        <w:rPr>
-          <w:b/>
-          <w:bCs/>
-        </w:rPr>
-        <w:t xml:space="preserve"> ④ </w:t>
-      </w:r>
-      <w:proofErr w:type="spellStart"/>
-      <w:r>
-        <w:rPr>
-          <w:b/>
-          <w:bCs/>
-        </w:rPr>
-        <w:t>페인트샵프로</w:t>
-      </w:r>
-      <w:proofErr w:type="spellEnd"/>
-      <w:r>
-        <w:rPr>
-          <w:b/>
-          <w:bCs/>
-        </w:rPr>
-        <w:t xml:space="preserve"> ⑤ 프리미어 프로</w:t>
+        <w:t>50. 오브젝트를 벡터 방식으로 표현하는 그래픽 소프트웨어는? ① 일러스트레이터 ② 포토샵 ③ 페인터 ④ 페인트샵프로 ⑤ 프리미어 프로</w:t>
       </w:r>
     </w:p>
     <w:p>
@@ -1562,119 +896,7 @@
           <w:b/>
           <w:bCs/>
         </w:rPr>
-        <w:t xml:space="preserve">53. 다음 중 </w:t>
-      </w:r>
-      <w:proofErr w:type="spellStart"/>
-      <w:r>
-        <w:rPr>
-          <w:b/>
-          <w:bCs/>
-        </w:rPr>
-        <w:t>앨리어싱</w:t>
-      </w:r>
-      <w:proofErr w:type="spellEnd"/>
-      <w:r>
-        <w:rPr>
-          <w:b/>
-          <w:bCs/>
-        </w:rPr>
-        <w:t xml:space="preserve">(Aliasing)과 </w:t>
-      </w:r>
-      <w:proofErr w:type="spellStart"/>
-      <w:r>
-        <w:rPr>
-          <w:b/>
-          <w:bCs/>
-        </w:rPr>
-        <w:t>안티앨리어싱</w:t>
-      </w:r>
-      <w:proofErr w:type="spellEnd"/>
-      <w:r>
-        <w:rPr>
-          <w:b/>
-          <w:bCs/>
-        </w:rPr>
-        <w:t xml:space="preserve">(Anti-Aliasing)에 관한 설명으로 틀린 것은? ① 12point 이하의 문자는 </w:t>
-      </w:r>
-      <w:proofErr w:type="spellStart"/>
-      <w:r>
-        <w:rPr>
-          <w:b/>
-          <w:bCs/>
-        </w:rPr>
-        <w:t>안티앨리어싱</w:t>
-      </w:r>
-      <w:proofErr w:type="spellEnd"/>
-      <w:r>
-        <w:rPr>
-          <w:b/>
-          <w:bCs/>
-        </w:rPr>
-        <w:t xml:space="preserve"> 시키면 문자 이미지가 더 선명하게 보인다. ② 페인트 툴로 그린 선은 </w:t>
-      </w:r>
-      <w:proofErr w:type="spellStart"/>
-      <w:r>
-        <w:rPr>
-          <w:b/>
-          <w:bCs/>
-        </w:rPr>
-        <w:t>안티앨리어싱된</w:t>
-      </w:r>
-      <w:proofErr w:type="spellEnd"/>
-      <w:r>
-        <w:rPr>
-          <w:b/>
-          <w:bCs/>
-        </w:rPr>
-        <w:t xml:space="preserve"> 선이다. ③ </w:t>
-      </w:r>
-      <w:proofErr w:type="spellStart"/>
-      <w:r>
-        <w:rPr>
-          <w:b/>
-          <w:bCs/>
-        </w:rPr>
-        <w:t>안티앨리어싱</w:t>
-      </w:r>
-      <w:proofErr w:type="spellEnd"/>
-      <w:r>
-        <w:rPr>
-          <w:b/>
-          <w:bCs/>
-        </w:rPr>
-        <w:t xml:space="preserve"> 처리 시 이미지의 크기는 변하지 않으면서 부드러운 이미지를 얻을 수 있다. ④ </w:t>
-      </w:r>
-      <w:proofErr w:type="spellStart"/>
-      <w:r>
-        <w:rPr>
-          <w:b/>
-          <w:bCs/>
-        </w:rPr>
-        <w:t>안티앨리어싱은</w:t>
-      </w:r>
-      <w:proofErr w:type="spellEnd"/>
-      <w:r>
-        <w:rPr>
-          <w:b/>
-          <w:bCs/>
-        </w:rPr>
-        <w:t xml:space="preserve"> 물체 경계면의 픽셀을 주변 색상과 혼합한 중간 색상을 넣어 표현한다. ⑤ </w:t>
-      </w:r>
-      <w:proofErr w:type="spellStart"/>
-      <w:r>
-        <w:rPr>
-          <w:b/>
-          <w:bCs/>
-        </w:rPr>
-        <w:t>안티앨리어싱은</w:t>
-      </w:r>
-      <w:proofErr w:type="spellEnd"/>
-      <w:r>
-        <w:rPr>
-          <w:b/>
-          <w:bCs/>
-        </w:rPr>
-        <w:t xml:space="preserve"> 파일 형식을 변경한다.</w:t>
+        <w:t>53. 다음 중 앨리어싱(Aliasing)과 안티앨리어싱(Anti-Aliasing)에 관한 설명으로 틀린 것은? ① 12point 이하의 문자는 안티앨리어싱 시키면 문자 이미지가 더 선명하게 보인다. ② 페인트 툴로 그린 선은 안티앨리어싱된 선이다. ③ 안티앨리어싱 처리 시 이미지의 크기는 변하지 않으면서 부드러운 이미지를 얻을 수 있다. ④ 안티앨리어싱은 물체 경계면의 픽셀을 주변 색상과 혼합한 중간 색상을 넣어 표현한다. ⑤ 안티앨리어싱은 파일 형식을 변경한다.</w:t>
       </w:r>
     </w:p>
     <w:p>
@@ -1689,23 +911,7 @@
           <w:b/>
           <w:bCs/>
         </w:rPr>
-        <w:t xml:space="preserve">54. 영상을 제작하기 전에 내용을 쉽게 이해할 수 있도록 주요 장면을 그림으로 정리한 계획표는? ① 도큐먼트(Document) ② 스토리보드(Story Board) ③ </w:t>
-      </w:r>
-      <w:proofErr w:type="spellStart"/>
-      <w:r>
-        <w:rPr>
-          <w:b/>
-          <w:bCs/>
-        </w:rPr>
-        <w:t>트랜지션</w:t>
-      </w:r>
-      <w:proofErr w:type="spellEnd"/>
-      <w:r>
-        <w:rPr>
-          <w:b/>
-          <w:bCs/>
-        </w:rPr>
-        <w:t>(Transition) ④ 프레젠테이션(Presentation) ⑤ 재고관리대장</w:t>
+        <w:t>54. 영상을 제작하기 전에 내용을 쉽게 이해할 수 있도록 주요 장면을 그림으로 정리한 계획표는? ① 도큐먼트(Document) ② 스토리보드(Story Board) ③ 트랜지션(Transition) ④ 프레젠테이션(Presentation) ⑤ 재고관리대장</w:t>
       </w:r>
     </w:p>
     <w:p>
@@ -1720,7 +926,22 @@
           <w:b/>
           <w:bCs/>
         </w:rPr>
-        <w:t>55. 사운드 전용 포맷에 대한 설명 중 틀린 것은? ① AIFF: 오디오 교환파일 포맷 ② WAV: 윈도우의 표준 사운드 파일 ③ AU: DOS 소프트웨어용의 일반적 포맷 ④ MID: 표준형식의 미디파일 ⑤ MPG: 비트맵 이미지 파일</w:t>
+        <w:t>55. 사운드 전용 포맷에 대한 설명 중 틀</w:t>
+      </w:r>
+      <w:r>
+        <w:rPr>
+          <w:rFonts w:hint="eastAsia"/>
+          <w:b/>
+          <w:bCs/>
+        </w:rPr>
+        <w:t>린 것을 모두 고르시오.</w:t>
+      </w:r>
+      <w:r>
+        <w:rPr>
+          <w:b/>
+          <w:bCs/>
+        </w:rPr>
+        <w:t xml:space="preserve"> ① AIFF: 오디오 교환파일 포맷 ② WAV: 윈도우의 표준 사운드 파일 ③ AU: DOS 소프트웨어용의 일반적 포맷 ④ MID: 표준형식의 미디파일 ⑤ MPG: 비트맵 이미지 파일</w:t>
       </w:r>
     </w:p>
     <w:p>
@@ -1781,87 +1002,7 @@
           <w:b/>
           <w:bCs/>
         </w:rPr>
-        <w:t xml:space="preserve">58. 인터넷상에서 이미지가 처음에는 대략적인 모양만을 나타내는 거친 프리뷰를 나타내고, 그 다음에 단계적으로 자세히 나타나도록 하기 위해 이미지를 저장할 때 선택하는 옵션은? ① </w:t>
-      </w:r>
-      <w:proofErr w:type="spellStart"/>
-      <w:r>
-        <w:rPr>
-          <w:b/>
-          <w:bCs/>
-        </w:rPr>
-        <w:t>인터레이스</w:t>
-      </w:r>
-      <w:proofErr w:type="spellEnd"/>
-      <w:r>
-        <w:rPr>
-          <w:b/>
-          <w:bCs/>
-        </w:rPr>
-        <w:t xml:space="preserve"> 방식 ② </w:t>
-      </w:r>
-      <w:proofErr w:type="spellStart"/>
-      <w:r>
-        <w:rPr>
-          <w:b/>
-          <w:bCs/>
-        </w:rPr>
-        <w:t>안티앨리어싱</w:t>
-      </w:r>
-      <w:proofErr w:type="spellEnd"/>
-      <w:r>
-        <w:rPr>
-          <w:b/>
-          <w:bCs/>
-        </w:rPr>
-        <w:t xml:space="preserve"> 방식 ③ </w:t>
-      </w:r>
-      <w:proofErr w:type="spellStart"/>
-      <w:r>
-        <w:rPr>
-          <w:b/>
-          <w:bCs/>
-        </w:rPr>
-        <w:t>블러</w:t>
-      </w:r>
-      <w:proofErr w:type="spellEnd"/>
-      <w:r>
-        <w:rPr>
-          <w:b/>
-          <w:bCs/>
-        </w:rPr>
-        <w:t xml:space="preserve"> 방식 ④ </w:t>
-      </w:r>
-      <w:proofErr w:type="spellStart"/>
-      <w:r>
-        <w:rPr>
-          <w:b/>
-          <w:bCs/>
-        </w:rPr>
-        <w:t>다운샘플링</w:t>
-      </w:r>
-      <w:proofErr w:type="spellEnd"/>
-      <w:r>
-        <w:rPr>
-          <w:b/>
-          <w:bCs/>
-        </w:rPr>
-        <w:t xml:space="preserve"> 방식 ⑤ </w:t>
-      </w:r>
-      <w:proofErr w:type="spellStart"/>
-      <w:r>
-        <w:rPr>
-          <w:b/>
-          <w:bCs/>
-        </w:rPr>
-        <w:t>벡터라이징</w:t>
-      </w:r>
-      <w:proofErr w:type="spellEnd"/>
-      <w:r>
-        <w:rPr>
-          <w:b/>
-          <w:bCs/>
-        </w:rPr>
-        <w:t xml:space="preserve"> 방식</w:t>
+        <w:t>58. 인터넷상에서 이미지가 처음에는 대략적인 모양만을 나타내는 거친 프리뷰를 나타내고, 그 다음에 단계적으로 자세히 나타나도록 하기 위해 이미지를 저장할 때 선택하는 옵션은? ① 인터레이스 방식 ② 안티앨리어싱 방식 ③ 블러 방식 ④ 다운샘플링 방식 ⑤ 벡터라이징 방식</w:t>
       </w:r>
     </w:p>
     <w:p>
@@ -1891,29 +1032,12 @@
           <w:b/>
           <w:bCs/>
         </w:rPr>
-        <w:t xml:space="preserve">60. 컴퓨터의 저장 포맷 중 </w:t>
-      </w:r>
-      <w:proofErr w:type="spellStart"/>
-      <w:r>
-        <w:rPr>
-          <w:b/>
-          <w:bCs/>
-        </w:rPr>
-        <w:t>분판출력을</w:t>
-      </w:r>
-      <w:proofErr w:type="spellEnd"/>
-      <w:r>
-        <w:rPr>
-          <w:b/>
-          <w:bCs/>
-        </w:rPr>
-        <w:t xml:space="preserve"> 목적으로 하며, 전자출판의 가장 대표적 파일 포맷은? ① JPEG ② EPS ③ WMF ④ PSD ⑤ TXT</w:t>
+        <w:t>60. 컴퓨터의 저장 포맷 중 분판출력을 목적으로 하며, 전자출판의 가장 대표적 파일 포맷은? ① JPEG ② EPS ③ WMF ④ PSD ⑤ TXT</w:t>
       </w:r>
     </w:p>
     <w:p>
       <w:pPr>
         <w:rPr>
-          <w:rFonts w:hint="eastAsia"/>
           <w:b/>
           <w:bCs/>
         </w:rPr>
@@ -5007,6 +4131,21 @@
                 <w:b/>
                 <w:bCs/>
               </w:rPr>
+              <w:t>③</w:t>
+            </w:r>
+            <w:r>
+              <w:rPr>
+                <w:rFonts w:hint="eastAsia"/>
+                <w:b/>
+                <w:bCs/>
+              </w:rPr>
+              <w:t>,</w:t>
+            </w:r>
+            <w:r>
+              <w:rPr>
+                <w:b/>
+                <w:bCs/>
+              </w:rPr>
               <w:t>⑤</w:t>
             </w:r>
           </w:p>
@@ -6416,7 +5555,6 @@
     <w:p>
       <w:pPr>
         <w:rPr>
-          <w:rFonts w:hint="eastAsia"/>
           <w:b/>
           <w:bCs/>
         </w:rPr>
@@ -6430,6 +5568,56 @@
     </w:sectPr>
   </w:body>
 </w:document>
+</file>
+
+<file path=word/endnotes.xml><?xml version="1.0" encoding="utf-8"?>
+<w:endnotes xmlns:wpc="http://schemas.microsoft.com/office/word/2010/wordprocessingCanvas" xmlns:cx="http://schemas.microsoft.com/office/drawing/2014/chartex" xmlns:cx1="http://schemas.microsoft.com/office/drawing/2015/9/8/chartex" xmlns:cx2="http://schemas.microsoft.com/office/drawing/2015/10/21/chartex" xmlns:cx3="http://schemas.microsoft.com/office/drawing/2016/5/9/chartex" xmlns:cx4="http://schemas.microsoft.com/office/drawing/2016/5/10/chartex" xmlns:cx5="http://schemas.microsoft.com/office/drawing/2016/5/11/chartex" xmlns:cx6="http://schemas.microsoft.com/office/drawing/2016/5/12/chartex" xmlns:cx7="http://schemas.microsoft.com/office/drawing/2016/5/13/chartex" xmlns:cx8="http://schemas.microsoft.com/office/drawing/2016/5/14/chartex" xmlns:mc="http://schemas.openxmlformats.org/markup-compatibility/2006" xmlns:aink="http://schemas.microsoft.com/office/drawing/2016/ink" xmlns:am3d="http://schemas.microsoft.com/office/drawing/2017/model3d" xmlns:o="urn:schemas-microsoft-com:office:office" xmlns:oel="http://schemas.microsoft.com/office/2019/extlst" xmlns:r="http://schemas.openxmlformats.org/officeDocument/2006/relationships" xmlns:m="http://schemas.openxmlformats.org/officeDocument/2006/math" xmlns:v="urn:schemas-microsoft-com:vml" xmlns:wp14="http://schemas.microsoft.com/office/word/2010/wordprocessingDrawing" xmlns:wp="http://schemas.openxmlformats.org/drawingml/2006/wordprocessingDrawing" xmlns:w10="urn:schemas-microsoft-com:office:word" xmlns:w="http://schemas.openxmlformats.org/wordprocessingml/2006/main" xmlns:w14="http://schemas.microsoft.com/office/word/2010/wordml" xmlns:w15="http://schemas.microsoft.com/office/word/2012/wordml" xmlns:w16cex="http://schemas.microsoft.com/office/word/2018/wordml/cex" xmlns:w16cid="http://schemas.microsoft.com/office/word/2016/wordml/cid" xmlns:w16="http://schemas.microsoft.com/office/word/2018/wordml" xmlns:w16du="http://schemas.microsoft.com/office/word/2023/wordml/word16du" xmlns:w16sdtdh="http://schemas.microsoft.com/office/word/2020/wordml/sdtdatahash" xmlns:w16sdtfl="http://schemas.microsoft.com/office/word/2024/wordml/sdtformatlock" xmlns:w16se="http://schemas.microsoft.com/office/word/2015/wordml/symex" xmlns:wpg="http://schemas.microsoft.com/office/word/2010/wordprocessingGroup" xmlns:wpi="http://schemas.microsoft.com/office/word/2010/wordprocessingInk" xmlns:wne="http://schemas.microsoft.com/office/word/2006/wordml" xmlns:wps="http://schemas.microsoft.com/office/word/2010/wordprocessingShape" mc:Ignorable="w14 w15 w16se w16cid w16 w16cex w16sdtdh w16sdtfl w16du wp14">
+  <w:endnote w:type="separator" w:id="-1">
+    <w:p>
+      <w:pPr>
+        <w:spacing w:after="0"/>
+      </w:pPr>
+      <w:r>
+        <w:separator/>
+      </w:r>
+    </w:p>
+  </w:endnote>
+  <w:endnote w:type="continuationSeparator" w:id="0">
+    <w:p>
+      <w:pPr>
+        <w:spacing w:after="0"/>
+      </w:pPr>
+      <w:r>
+        <w:continuationSeparator/>
+      </w:r>
+    </w:p>
+  </w:endnote>
+</w:endnotes>
+</file>
+
+<file path=word/footnotes.xml><?xml version="1.0" encoding="utf-8"?>
+<w:footnotes xmlns:wpc="http://schemas.microsoft.com/office/word/2010/wordprocessingCanvas" xmlns:cx="http://schemas.microsoft.com/office/drawing/2014/chartex" xmlns:cx1="http://schemas.microsoft.com/office/drawing/2015/9/8/chartex" xmlns:cx2="http://schemas.microsoft.com/office/drawing/2015/10/21/chartex" xmlns:cx3="http://schemas.microsoft.com/office/drawing/2016/5/9/chartex" xmlns:cx4="http://schemas.microsoft.com/office/drawing/2016/5/10/chartex" xmlns:cx5="http://schemas.microsoft.com/office/drawing/2016/5/11/chartex" xmlns:cx6="http://schemas.microsoft.com/office/drawing/2016/5/12/chartex" xmlns:cx7="http://schemas.microsoft.com/office/drawing/2016/5/13/chartex" xmlns:cx8="http://schemas.microsoft.com/office/drawing/2016/5/14/chartex" xmlns:mc="http://schemas.openxmlformats.org/markup-compatibility/2006" xmlns:aink="http://schemas.microsoft.com/office/drawing/2016/ink" xmlns:am3d="http://schemas.microsoft.com/office/drawing/2017/model3d" xmlns:o="urn:schemas-microsoft-com:office:office" xmlns:oel="http://schemas.microsoft.com/office/2019/extlst" xmlns:r="http://schemas.openxmlformats.org/officeDocument/2006/relationships" xmlns:m="http://schemas.openxmlformats.org/officeDocument/2006/math" xmlns:v="urn:schemas-microsoft-com:vml" xmlns:wp14="http://schemas.microsoft.com/office/word/2010/wordprocessingDrawing" xmlns:wp="http://schemas.openxmlformats.org/drawingml/2006/wordprocessingDrawing" xmlns:w10="urn:schemas-microsoft-com:office:word" xmlns:w="http://schemas.openxmlformats.org/wordprocessingml/2006/main" xmlns:w14="http://schemas.microsoft.com/office/word/2010/wordml" xmlns:w15="http://schemas.microsoft.com/office/word/2012/wordml" xmlns:w16cex="http://schemas.microsoft.com/office/word/2018/wordml/cex" xmlns:w16cid="http://schemas.microsoft.com/office/word/2016/wordml/cid" xmlns:w16="http://schemas.microsoft.com/office/word/2018/wordml" xmlns:w16du="http://schemas.microsoft.com/office/word/2023/wordml/word16du" xmlns:w16sdtdh="http://schemas.microsoft.com/office/word/2020/wordml/sdtdatahash" xmlns:w16sdtfl="http://schemas.microsoft.com/office/word/2024/wordml/sdtformatlock" xmlns:w16se="http://schemas.microsoft.com/office/word/2015/wordml/symex" xmlns:wpg="http://schemas.microsoft.com/office/word/2010/wordprocessingGroup" xmlns:wpi="http://schemas.microsoft.com/office/word/2010/wordprocessingInk" xmlns:wne="http://schemas.microsoft.com/office/word/2006/wordml" xmlns:wps="http://schemas.microsoft.com/office/word/2010/wordprocessingShape" mc:Ignorable="w14 w15 w16se w16cid w16 w16cex w16sdtdh w16sdtfl w16du wp14">
+  <w:footnote w:type="separator" w:id="-1">
+    <w:p>
+      <w:pPr>
+        <w:spacing w:after="0"/>
+      </w:pPr>
+      <w:r>
+        <w:separator/>
+      </w:r>
+    </w:p>
+  </w:footnote>
+  <w:footnote w:type="continuationSeparator" w:id="0">
+    <w:p>
+      <w:pPr>
+        <w:spacing w:after="0"/>
+      </w:pPr>
+      <w:r>
+        <w:continuationSeparator/>
+      </w:r>
+    </w:p>
+  </w:footnote>
+</w:footnotes>
 </file>
 
 <file path=word/numbering.xml><?xml version="1.0" encoding="utf-8"?>
@@ -7173,6 +6361,7 @@
   <w:style w:type="character" w:default="1" w:styleId="a0">
     <w:name w:val="Default Paragraph Font"/>
     <w:uiPriority w:val="1"/>
+    <w:semiHidden/>
     <w:unhideWhenUsed/>
   </w:style>
   <w:style w:type="table" w:default="1" w:styleId="a1">
@@ -7480,6 +6669,50 @@
       <w:color w:val="0F4761" w:themeColor="accent1" w:themeShade="BF"/>
       <w:spacing w:val="5"/>
     </w:rPr>
+  </w:style>
+  <w:style w:type="paragraph" w:styleId="aa">
+    <w:name w:val="header"/>
+    <w:basedOn w:val="a"/>
+    <w:link w:val="Char3"/>
+    <w:uiPriority w:val="99"/>
+    <w:unhideWhenUsed/>
+    <w:rsid w:val="00EB7879"/>
+    <w:pPr>
+      <w:tabs>
+        <w:tab w:val="center" w:pos="4513"/>
+        <w:tab w:val="right" w:pos="9026"/>
+      </w:tabs>
+      <w:snapToGrid w:val="0"/>
+    </w:pPr>
+  </w:style>
+  <w:style w:type="character" w:customStyle="1" w:styleId="Char3">
+    <w:name w:val="머리글 Char"/>
+    <w:basedOn w:val="a0"/>
+    <w:link w:val="aa"/>
+    <w:uiPriority w:val="99"/>
+    <w:rsid w:val="00EB7879"/>
+  </w:style>
+  <w:style w:type="paragraph" w:styleId="ab">
+    <w:name w:val="footer"/>
+    <w:basedOn w:val="a"/>
+    <w:link w:val="Char4"/>
+    <w:uiPriority w:val="99"/>
+    <w:unhideWhenUsed/>
+    <w:rsid w:val="00EB7879"/>
+    <w:pPr>
+      <w:tabs>
+        <w:tab w:val="center" w:pos="4513"/>
+        <w:tab w:val="right" w:pos="9026"/>
+      </w:tabs>
+      <w:snapToGrid w:val="0"/>
+    </w:pPr>
+  </w:style>
+  <w:style w:type="character" w:customStyle="1" w:styleId="Char4">
+    <w:name w:val="바닥글 Char"/>
+    <w:basedOn w:val="a0"/>
+    <w:link w:val="ab"/>
+    <w:uiPriority w:val="99"/>
+    <w:rsid w:val="00EB7879"/>
   </w:style>
 </w:styles>
 </file>
